--- a/New DOCX Document.docx
+++ b/New DOCX Document.docx
@@ -2,6 +2,59 @@
 <file path=word/document.xml><?xml version="1.0" encoding="utf-8"?>
 <w:document xmlns:wpc="http://schemas.microsoft.com/office/word/2010/wordprocessingCanvas" xmlns:mc="http://schemas.openxmlformats.org/markup-compatibility/2006" xmlns:o="urn:schemas-microsoft-com:office:office" xmlns:r="http://schemas.openxmlformats.org/officeDocument/2006/relationships" xmlns:m="http://schemas.openxmlformats.org/officeDocument/2006/math" xmlns:v="urn:schemas-microsoft-com:vml" xmlns:wp14="http://schemas.microsoft.com/office/word/2010/wordprocessingDrawing" xmlns:wp="http://schemas.openxmlformats.org/drawingml/2006/wordprocessingDrawing" xmlns:w="http://schemas.openxmlformats.org/wordprocessingml/2006/main" xmlns:w14="http://schemas.microsoft.com/office/word/2010/wordml" xmlns:w10="urn:schemas-microsoft-com:office:word" xmlns:w15="http://schemas.microsoft.com/office/word/2012/wordml" xmlns:wpg="http://schemas.microsoft.com/office/word/2010/wordprocessingGroup" xmlns:wpi="http://schemas.microsoft.com/office/word/2010/wordprocessingInk" xmlns:wne="http://schemas.microsoft.com/office/word/2006/wordml" xmlns:wps="http://schemas.microsoft.com/office/word/2010/wordprocessingShape" xmlns:wpsCustomData="http://www.wps.cn/officeDocument/2013/wpsCustomData" mc:Ignorable="w14 w15 wp14">
   <w:body>
+    <w:p>
+      <w:pPr>
+        <w:numPr>
+          <w:numId w:val="0"/>
+        </w:numPr>
+        <w:rPr>
+          <w:rFonts w:hint="default"/>
+        </w:rPr>
+      </w:pPr>
+      <w:r>
+        <w:rPr>
+          <w:rFonts w:hint="default"/>
+        </w:rPr>
+        <w:fldChar w:fldCharType="begin"/>
+      </w:r>
+      <w:r>
+        <w:rPr>
+          <w:rFonts w:hint="default"/>
+        </w:rPr>
+        <w:instrText xml:space="preserve"> HYPERLINK "http://minhduc.lovestoblog.com" </w:instrText>
+      </w:r>
+      <w:r>
+        <w:rPr>
+          <w:rFonts w:hint="default"/>
+        </w:rPr>
+        <w:fldChar w:fldCharType="separate"/>
+      </w:r>
+      <w:r>
+        <w:rPr>
+          <w:rStyle w:val="7"/>
+          <w:rFonts w:hint="default"/>
+        </w:rPr>
+        <w:t>http://minhduc.lovestoblog.com</w:t>
+      </w:r>
+      <w:r>
+        <w:rPr>
+          <w:rFonts w:hint="default"/>
+        </w:rPr>
+        <w:fldChar w:fldCharType="end"/>
+      </w:r>
+      <w:bookmarkStart w:id="0" w:name="_GoBack"/>
+      <w:bookmarkEnd w:id="0"/>
+    </w:p>
+    <w:p>
+      <w:pPr>
+        <w:numPr>
+          <w:numId w:val="0"/>
+        </w:numPr>
+        <w:rPr>
+          <w:rFonts w:hint="default"/>
+        </w:rPr>
+      </w:pPr>
+    </w:p>
     <w:p>
       <w:pPr>
         <w:numPr>
@@ -204,8 +257,6 @@
           <w:rFonts w:hint="default"/>
         </w:rPr>
       </w:pPr>
-      <w:bookmarkStart w:id="0" w:name="_GoBack"/>
-      <w:bookmarkEnd w:id="0"/>
       <w:r>
         <w:rPr>
           <w:rFonts w:hint="default"/>
@@ -346,14 +397,14 @@
     <w:lsdException w:unhideWhenUsed="0" w:uiPriority="0" w:semiHidden="0" w:name="Document Map"/>
     <w:lsdException w:unhideWhenUsed="0" w:uiPriority="0" w:semiHidden="0" w:name="Plain Text"/>
     <w:lsdException w:unhideWhenUsed="0" w:uiPriority="0" w:semiHidden="0" w:name="E-mail Signature"/>
-    <w:lsdException w:unhideWhenUsed="0" w:uiPriority="0" w:semiHidden="0" w:name="Normal (Web)"/>
+    <w:lsdException w:qFormat="1" w:unhideWhenUsed="0" w:uiPriority="0" w:semiHidden="0" w:name="Normal (Web)"/>
     <w:lsdException w:unhideWhenUsed="0" w:uiPriority="0" w:semiHidden="0" w:name="HTML Acronym"/>
     <w:lsdException w:unhideWhenUsed="0" w:uiPriority="0" w:semiHidden="0" w:name="HTML Address"/>
     <w:lsdException w:unhideWhenUsed="0" w:uiPriority="0" w:semiHidden="0" w:name="HTML Cite"/>
-    <w:lsdException w:unhideWhenUsed="0" w:uiPriority="0" w:semiHidden="0" w:name="HTML Code"/>
+    <w:lsdException w:qFormat="1" w:unhideWhenUsed="0" w:uiPriority="0" w:semiHidden="0" w:name="HTML Code"/>
     <w:lsdException w:unhideWhenUsed="0" w:uiPriority="0" w:semiHidden="0" w:name="HTML Definition"/>
     <w:lsdException w:unhideWhenUsed="0" w:uiPriority="0" w:semiHidden="0" w:name="HTML Keyboard"/>
-    <w:lsdException w:unhideWhenUsed="0" w:uiPriority="0" w:semiHidden="0" w:name="HTML Preformatted"/>
+    <w:lsdException w:qFormat="1" w:unhideWhenUsed="0" w:uiPriority="0" w:semiHidden="0" w:name="HTML Preformatted"/>
     <w:lsdException w:unhideWhenUsed="0" w:uiPriority="0" w:semiHidden="0" w:name="HTML Sample"/>
     <w:lsdException w:unhideWhenUsed="0" w:uiPriority="0" w:semiHidden="0" w:name="HTML Typewriter"/>
     <w:lsdException w:unhideWhenUsed="0" w:uiPriority="0" w:semiHidden="0" w:name="HTML Variable"/>
@@ -555,6 +606,7 @@
   <w:style w:type="character" w:styleId="5">
     <w:name w:val="HTML Code"/>
     <w:basedOn w:val="3"/>
+    <w:qFormat/>
     <w:uiPriority w:val="0"/>
     <w:rPr>
       <w:rFonts w:ascii="Courier New" w:hAnsi="Courier New" w:cs="Courier New"/>
@@ -564,6 +616,7 @@
   </w:style>
   <w:style w:type="paragraph" w:styleId="6">
     <w:name w:val="HTML Preformatted"/>
+    <w:qFormat/>
     <w:uiPriority w:val="0"/>
     <w:pPr>
       <w:tabs>
@@ -594,8 +647,18 @@
       <w:lang w:val="en-US" w:eastAsia="zh-CN" w:bidi="ar"/>
     </w:rPr>
   </w:style>
-  <w:style w:type="paragraph" w:styleId="7">
+  <w:style w:type="character" w:styleId="7">
+    <w:name w:val="Hyperlink"/>
+    <w:basedOn w:val="3"/>
+    <w:uiPriority w:val="0"/>
+    <w:rPr>
+      <w:color w:val="0000FF"/>
+      <w:u w:val="single"/>
+    </w:rPr>
+  </w:style>
+  <w:style w:type="paragraph" w:styleId="8">
     <w:name w:val="Normal (Web)"/>
+    <w:qFormat/>
     <w:uiPriority w:val="0"/>
     <w:pPr>
       <w:spacing w:before="0" w:beforeAutospacing="1" w:after="0" w:afterAutospacing="1"/>
@@ -603,13 +666,14 @@
       <w:jc w:val="left"/>
     </w:pPr>
     <w:rPr>
+      <w:rFonts w:ascii="Times New Roman" w:hAnsi="Times New Roman" w:eastAsia="SimSun" w:cs="Times New Roman"/>
       <w:kern w:val="0"/>
       <w:sz w:val="24"/>
       <w:szCs w:val="24"/>
       <w:lang w:val="en-US" w:eastAsia="zh-CN" w:bidi="ar"/>
     </w:rPr>
   </w:style>
-  <w:style w:type="character" w:styleId="8">
+  <w:style w:type="character" w:styleId="9">
     <w:name w:val="Strong"/>
     <w:basedOn w:val="3"/>
     <w:qFormat/>
